--- a/03-成熟度评估/04-评估报告/01-评估报告模板.docx
+++ b/03-成熟度评估/04-评估报告/01-评估报告模板.docx
@@ -227,7 +227,9 @@
             <w:tcW w:type="dxa" w:w="4150"/>
           </w:tcPr>
           <w:p>
-            <w:r/>
+            <w:r>
+              <w:t>____（如：全厂 / 机加工工序 / 精加工工序等）</w:t>
+            </w:r>
             <w:r>
               <w:rPr>
                 <w:rFonts w:ascii="SimSun" w:hAnsi="SimSun"/>
@@ -235,7 +237,6 @@
                 <w:i w:val="0"/>
                 <w:sz w:val="20"/>
               </w:rPr>
-              <w:t>____（如：全厂 / 冷镦工序 / 搓丝工序等）</w:t>
             </w:r>
           </w:p>
         </w:tc>
